--- a/xoExam Clinical Evaluation Brief.docx
+++ b/xoExam Clinical Evaluation Brief.docx
@@ -73,7 +73,7 @@
           <w:szCs w:val="22"/>
           <w:color w:val="444444"/>
         </w:rPr>
-        <w:t xml:space="preserve">v0.3.0 note — test-catalog visibility/ordering release, no clinical change.</w:t>
+        <w:t xml:space="preserve">v0.3.2 note — subjective-refraction protocol aligned to published technique.</w:t>
       </w:r>
       <w:r>
         <w:rPr>
@@ -83,7 +83,49 @@
           <w:szCs w:val="22"/>
           <w:color w:val="444444"/>
         </w:rPr>
-        <w:t xml:space="preserve"> v0.3.0 reorders the Tests selection grid to lead with a fixed clinical priority sequence and hides the legacy standalone Refraction placeholder from the catalog (the combined Wavefront Refraction supersedes it; code retained and restorable), and also hides the Tests-page category filter, per-card category labels, and search box (restorable). No exam component, clinical algorithm, or report was modified; the clinical content below is unchanged from v0.2.8. The brief is reissued only to keep the doc set on one unified version.</w:t>
+        <w:t xml:space="preserve"> Building on v0.3.1's single-screen console, v0.3.2 corrects the subjective protocol of </w:t>
+      </w:r>
+      <w:r>
+        <w:rPr>
+          <w:rFonts w:ascii="Nunito Sans" w:hAnsi="Nunito Sans"/>
+          <w:b/>
+          <w:i/>
+          <w:sz w:val="22"/>
+          <w:szCs w:val="22"/>
+          <w:color w:val="444444"/>
+        </w:rPr>
+        <w:t xml:space="preserve">Objective &amp; Subjective Refraction</w:t>
+      </w:r>
+      <w:r>
+        <w:rPr>
+          <w:rFonts w:ascii="Nunito Sans" w:hAnsi="Nunito Sans"/>
+          <w:i/>
+          <w:sz w:val="22"/>
+          <w:szCs w:val="22"/>
+          <w:color w:val="444444"/>
+        </w:rPr>
+        <w:t xml:space="preserve"> against the Westmead Eye Manual §8.2 — age-branched sphere protocol, round JCC target two lines above best acuity, separate axis/power cross-cylinder magnitudes, handle-vs-axis depiction, active sphere compensation, axis-midpoint endpoint, RAM-GAP duochrome endpoint, and working-distance-based near add. Axis before power is confirmed unchanged. </w:t>
+      </w:r>
+      <w:r>
+        <w:rPr>
+          <w:rFonts w:ascii="Nunito Sans" w:hAnsi="Nunito Sans"/>
+          <w:b/>
+          <w:i/>
+          <w:sz w:val="22"/>
+          <w:szCs w:val="22"/>
+          <w:color w:val="444444"/>
+        </w:rPr>
+        <w:t xml:space="preserve">This is the clinical detail the panel is asked to review.</w:t>
+      </w:r>
+      <w:r>
+        <w:rPr>
+          <w:rFonts w:ascii="Nunito Sans" w:hAnsi="Nunito Sans"/>
+          <w:i/>
+          <w:sz w:val="22"/>
+          <w:szCs w:val="22"/>
+          <w:color w:val="444444"/>
+        </w:rPr>
+        <w:t xml:space="preserve"> Wavefront Refraction is untouched.</w:t>
       </w:r>
     </w:p>
     <w:p>
@@ -239,7 +281,7 @@
           <w:sz w:val="22"/>
           <w:szCs w:val="22"/>
         </w:rPr>
-        <w:t xml:space="preserve">The remaining tests in the catalog await their own clinical rebuilds in subsequent releases. The entire UI/UX ships as one unified build — currently v0.3.0; a test reaching clinical fidelity in an earlier release is correct and unchanged since then, not running older software.</w:t>
+        <w:t xml:space="preserve">The remaining tests in the catalog await their own clinical rebuilds in subsequent releases. The entire UI/UX ships as one unified build — currently v0.3.2; a test reaching clinical fidelity in an earlier release is correct and unchanged since then, not running older software.</w:t>
       </w:r>
     </w:p>
     <w:p>
@@ -4802,7 +4844,7 @@
           <w:sz w:val="22"/>
           <w:szCs w:val="22"/>
         </w:rPr>
-        <w:t xml:space="preserve">Method Marketing Agency · xoExam UI/UX Clinical Evaluation Brief · v0.3.0 · July 10, 2026</w:t>
+        <w:t xml:space="preserve">Method Marketing Agency · xoExam UI/UX Clinical Evaluation Brief · v0.3.2 · September 18, 2026</w:t>
       </w:r>
     </w:p>
     <w:sectPr>

--- a/xoExam Clinical Evaluation Brief.docx
+++ b/xoExam Clinical Evaluation Brief.docx
@@ -73,7 +73,7 @@
           <w:szCs w:val="22"/>
           <w:color w:val="444444"/>
         </w:rPr>
-        <w:t xml:space="preserve">v0.3.2 note — subjective-refraction protocol aligned to published technique.</w:t>
+        <w:t xml:space="preserve">v0.3.3 note — binocular alignment, near vision and refraction-flow branching in Objective &amp; Subjective Refraction.</w:t>
       </w:r>
       <w:r>
         <w:rPr>
@@ -83,7 +83,7 @@
           <w:szCs w:val="22"/>
           <w:color w:val="444444"/>
         </w:rPr>
-        <w:t xml:space="preserve"> Building on v0.3.1's single-screen console, v0.3.2 corrects the subjective protocol of </w:t>
+        <w:t xml:space="preserve"> Adds digital-prism alignment measurement (per-eye image displacement, BI/BO/BU/BD, dissociated vs associated method recorded; measured prism is recorded by default and enters the prescription only when the clinician elects to prescribe it); a near-vision workflow (linked add, locked distance Rx, near Rx, near acuity in Snellen-equivalent and M-units, contrast and lighting, convergence for working distance, NRA/PRA with centered add); a selectable 3- or 5-scan objective capture averaged in power-vector space with automatic rejection of spurious readings and recorded scan spread; and JCC entry branching on starting cylinder per standard refraction flow (axis first above 0.50 D, power first at or below 0.50 D, probe when no cylinder is present). Wavefront Refraction is untouched; the count of tests at clinical fidelity is unchanged. </w:t>
       </w:r>
       <w:r>
         <w:rPr>
@@ -94,38 +94,7 @@
           <w:szCs w:val="22"/>
           <w:color w:val="444444"/>
         </w:rPr>
-        <w:t xml:space="preserve">Objective &amp; Subjective Refraction</w:t>
-      </w:r>
-      <w:r>
-        <w:rPr>
-          <w:rFonts w:ascii="Nunito Sans" w:hAnsi="Nunito Sans"/>
-          <w:i/>
-          <w:sz w:val="22"/>
-          <w:szCs w:val="22"/>
-          <w:color w:val="444444"/>
-        </w:rPr>
-        <w:t xml:space="preserve"> against the Westmead Eye Manual §8.2 — age-branched sphere protocol, round JCC target two lines above best acuity, separate axis/power cross-cylinder magnitudes, handle-vs-axis depiction, active sphere compensation, axis-midpoint endpoint, RAM-GAP duochrome endpoint, and working-distance-based near add. Axis before power is confirmed unchanged. </w:t>
-      </w:r>
-      <w:r>
-        <w:rPr>
-          <w:rFonts w:ascii="Nunito Sans" w:hAnsi="Nunito Sans"/>
-          <w:b/>
-          <w:i/>
-          <w:sz w:val="22"/>
-          <w:szCs w:val="22"/>
-          <w:color w:val="444444"/>
-        </w:rPr>
-        <w:t xml:space="preserve">This is the clinical detail the panel is asked to review.</w:t>
-      </w:r>
-      <w:r>
-        <w:rPr>
-          <w:rFonts w:ascii="Nunito Sans" w:hAnsi="Nunito Sans"/>
-          <w:i/>
-          <w:sz w:val="22"/>
-          <w:szCs w:val="22"/>
-          <w:color w:val="444444"/>
-        </w:rPr>
-        <w:t xml:space="preserve"> Wavefront Refraction is untouched.</w:t>
+        <w:t xml:space="preserve">The prism, near and JCC-branching workflow is the clinical detail the panel is asked to review.</w:t>
       </w:r>
     </w:p>
     <w:p>
@@ -281,7 +250,7 @@
           <w:sz w:val="22"/>
           <w:szCs w:val="22"/>
         </w:rPr>
-        <w:t xml:space="preserve">The remaining tests in the catalog await their own clinical rebuilds in subsequent releases. The entire UI/UX ships as one unified build — currently v0.3.2; a test reaching clinical fidelity in an earlier release is correct and unchanged since then, not running older software.</w:t>
+        <w:t xml:space="preserve">The remaining tests in the catalog await their own clinical rebuilds in subsequent releases. The entire UI/UX ships as one unified build — currently v0.3.3; a test reaching clinical fidelity in an earlier release is correct and unchanged since then, not running older software.</w:t>
       </w:r>
     </w:p>
     <w:p>
@@ -4844,7 +4813,7 @@
           <w:sz w:val="22"/>
           <w:szCs w:val="22"/>
         </w:rPr>
-        <w:t xml:space="preserve">Method Marketing Agency · xoExam UI/UX Clinical Evaluation Brief · v0.3.2 · September 18, 2026</w:t>
+        <w:t xml:space="preserve">Method Marketing Agency · xoExam UI/UX Clinical Evaluation Brief · v0.3.3 · October 13, 2026</w:t>
       </w:r>
     </w:p>
     <w:sectPr>
